--- a/capacity-policies/docs/v1/word/Fabric Capacity Policies - Migration guide.docx
+++ b/capacity-policies/docs/v1/word/Fabric Capacity Policies - Migration guide.docx
@@ -1843,23 +1843,6 @@
     </w:tbl>
     <w:p>
       <w:pPr>
-        <w:pStyle w:val="FirstParagraph"/>
-      </w:pPr>
-      <w:r>
-        <w:rPr>
-          <w:rStyle w:val="VerbatimChar"/>
-        </w:rPr>
-        <w:t xml:space="preserve">Policy Drift</w:t>
-      </w:r>
-      <w:r>
-        <w:t xml:space="preserve"> </w:t>
-      </w:r>
-      <w:r>
-        <w:t xml:space="preserve">is not part of the solution and must not exist.</w:t>
-      </w:r>
-    </w:p>
-    <w:p>
-      <w:pPr>
         <w:pStyle w:val="Heading2"/>
       </w:pPr>
       <w:bookmarkStart w:id="18" w:name="_64d9f0d03fd7134d827068593ff621b86ba0a60"/>
@@ -3884,45 +3867,6 @@
       <w:r>
         <w:t xml:space="preserve">section 3, Step 4). Its headers are the Dataverse logical names.</w:t>
       </w:r>
-      <w:r>
-        <w:t xml:space="preserve"> </w:t>
-      </w:r>
-      <w:r>
-        <w:rPr>
-          <w:b/>
-          <w:bCs/>
-        </w:rPr>
-        <w:t xml:space="preserve">Delete its three</w:t>
-      </w:r>
-      <w:r>
-        <w:rPr>
-          <w:b/>
-          <w:bCs/>
-        </w:rPr>
-        <w:t xml:space="preserve"> </w:t>
-      </w:r>
-      <w:r>
-        <w:rPr>
-          <w:rStyle w:val="VerbatimChar"/>
-          <w:b/>
-          <w:bCs/>
-        </w:rPr>
-        <w:t xml:space="preserve">EXAMPLE</w:t>
-      </w:r>
-      <w:r>
-        <w:rPr>
-          <w:b/>
-          <w:bCs/>
-        </w:rPr>
-        <w:t xml:space="preserve"> </w:t>
-      </w:r>
-      <w:r>
-        <w:rPr>
-          <w:b/>
-          <w:bCs/>
-        </w:rPr>
-        <w:t xml:space="preserve">rows first.</w:t>
-      </w:r>
     </w:p>
     <w:p>
       <w:pPr>
@@ -4545,22 +4489,7 @@
               <w:t xml:space="preserve">Active = Yes</w:t>
             </w:r>
             <w:r>
-              <w:t xml:space="preserve">, no</w:t>
-            </w:r>
-            <w:r>
-              <w:t xml:space="preserve"> </w:t>
-            </w:r>
-            <w:r>
-              <w:rPr>
-                <w:rStyle w:val="VerbatimChar"/>
-              </w:rPr>
-              <w:t xml:space="preserve">EXAMPLE</w:t>
-            </w:r>
-            <w:r>
-              <w:t xml:space="preserve"> </w:t>
-            </w:r>
-            <w:r>
-              <w:t xml:space="preserve">rows, holder workspace has its</w:t>
+              <w:t xml:space="preserve">, holder workspace has its</w:t>
             </w:r>
             <w:r>
               <w:t xml:space="preserve"> </w:t>
@@ -5716,7 +5645,7 @@
               <w:t xml:space="preserve"> </w:t>
             </w:r>
             <w:r>
-              <w:t xml:space="preserve">who signs - the sources say only that a large denial needs a decision above this project), and the activation date announced</w:t>
+              <w:t xml:space="preserve">who signs off - a large denial needs a decision above this project), and the activation date announced</w:t>
             </w:r>
           </w:p>
         </w:tc>
@@ -9040,24 +8969,6 @@
                 <w:rStyle w:val="VerbatimChar"/>
               </w:rPr>
               <w:t xml:space="preserve">Active = Yes</w:t>
-            </w:r>
-            <w:r>
-              <w:t xml:space="preserve">, no</w:t>
-            </w:r>
-            <w:r>
-              <w:t xml:space="preserve"> </w:t>
-            </w:r>
-            <w:r>
-              <w:rPr>
-                <w:rStyle w:val="VerbatimChar"/>
-              </w:rPr>
-              <w:t xml:space="preserve">EXAMPLE</w:t>
-            </w:r>
-            <w:r>
-              <w:t xml:space="preserve"> </w:t>
-            </w:r>
-            <w:r>
-              <w:t xml:space="preserve">rows</w:t>
             </w:r>
           </w:p>
         </w:tc>
